--- a/public/templates/command-center/Aurixa_Property_Comparison_Report_SAMPLE.docx
+++ b/public/templates/command-center/Aurixa_Property_Comparison_Report_SAMPLE.docx
@@ -484,7 +484,7 @@
         <w:keepLines/>
         <w:pageBreakBefore w:val="0"/>
         <w:widowControl w:val="1"/>
-        <w:spacing w:before="0" w:after="0" w:line="160" w:lineRule="exact"/>
+        <w:spacing w:before="0" w:after="0" w:line="2494" w:lineRule="exact"/>
       </w:pPr>
       <w:r>
         <w:rPr>
@@ -539,7 +539,7 @@
           </w:tcPr>
           <w:p>
             <w:pPr>
-              <w:keepNext w:val="0"/>
+              <w:keepNext/>
               <w:keepLines/>
               <w:pageBreakBefore w:val="0"/>
               <w:widowControl w:val="1"/>
@@ -580,7 +580,7 @@
           </w:tcPr>
           <w:p>
             <w:pPr>
-              <w:keepNext w:val="0"/>
+              <w:keepNext/>
               <w:keepLines/>
               <w:pageBreakBefore w:val="0"/>
               <w:widowControl w:val="1"/>
@@ -619,7 +619,7 @@
           </w:tcPr>
           <w:p>
             <w:pPr>
-              <w:keepNext w:val="0"/>
+              <w:keepNext/>
               <w:keepLines/>
               <w:pageBreakBefore w:val="0"/>
               <w:widowControl w:val="1"/>
@@ -660,7 +660,7 @@
           </w:tcPr>
           <w:p>
             <w:pPr>
-              <w:keepNext w:val="0"/>
+              <w:keepNext/>
               <w:keepLines/>
               <w:pageBreakBefore w:val="0"/>
               <w:widowControl w:val="1"/>
@@ -705,7 +705,7 @@
           </w:tcPr>
           <w:p>
             <w:pPr>
-              <w:keepNext w:val="0"/>
+              <w:keepNext/>
               <w:keepLines/>
               <w:pageBreakBefore w:val="0"/>
               <w:widowControl w:val="1"/>
@@ -746,7 +746,7 @@
           </w:tcPr>
           <w:p>
             <w:pPr>
-              <w:keepNext w:val="0"/>
+              <w:keepNext/>
               <w:keepLines/>
               <w:pageBreakBefore w:val="0"/>
               <w:widowControl w:val="1"/>
@@ -785,7 +785,7 @@
           </w:tcPr>
           <w:p>
             <w:pPr>
-              <w:keepNext w:val="0"/>
+              <w:keepNext/>
               <w:keepLines/>
               <w:pageBreakBefore w:val="0"/>
               <w:widowControl w:val="1"/>
@@ -826,7 +826,7 @@
           </w:tcPr>
           <w:p>
             <w:pPr>
-              <w:keepNext w:val="0"/>
+              <w:keepNext/>
               <w:keepLines/>
               <w:pageBreakBefore w:val="0"/>
               <w:widowControl w:val="1"/>
@@ -1017,13 +1017,13 @@
       <w:pPr>
         <w:keepNext w:val="0"/>
         <w:keepLines/>
-        <w:pageBreakBefore w:val="0"/>
+        <w:pageBreakBefore w:val="1"/>
         <w:widowControl w:val="1"/>
-        <w:spacing w:before="0" w:after="0"/>
+        <w:spacing w:before="0" w:after="0" w:line="20" w:lineRule="exact"/>
+        <w:rPr>
+          <w:sz w:val="2"/>
+        </w:rPr>
       </w:pPr>
-      <w:r>
-        <w:br w:type="page"/>
-      </w:r>
     </w:p>
     <w:tbl>
       <w:tblPr>
@@ -1145,7 +1145,7 @@
     </w:tbl>
     <w:p>
       <w:pPr>
-        <w:keepNext w:val="0"/>
+        <w:keepNext w:val="1"/>
         <w:keepLines/>
         <w:pageBreakBefore w:val="0"/>
         <w:widowControl w:val="1"/>
@@ -1582,7 +1582,7 @@
     </w:tbl>
     <w:p>
       <w:pPr>
-        <w:keepNext w:val="0"/>
+        <w:keepNext w:val="1"/>
         <w:keepLines/>
         <w:pageBreakBefore w:val="0"/>
         <w:widowControl w:val="1"/>
@@ -3794,18 +3794,6 @@
         </w:tc>
       </w:tr>
     </w:tbl>
-    <w:p>
-      <w:pPr>
-        <w:keepNext w:val="0"/>
-        <w:keepLines/>
-        <w:pageBreakBefore w:val="0"/>
-        <w:widowControl w:val="1"/>
-        <w:spacing w:before="0" w:after="0"/>
-      </w:pPr>
-      <w:r>
-        <w:br w:type="page"/>
-      </w:r>
-    </w:p>
     <w:tbl>
       <w:tblPr>
         <w:tblW w:type="auto" w:w="0"/>
@@ -3926,7 +3914,7 @@
     </w:tbl>
     <w:p>
       <w:pPr>
-        <w:keepNext w:val="0"/>
+        <w:keepNext w:val="1"/>
         <w:keepLines/>
         <w:pageBreakBefore w:val="0"/>
         <w:widowControl w:val="1"/>
@@ -4005,7 +3993,7 @@
           </w:tcPr>
           <w:p>
             <w:pPr>
-              <w:keepNext w:val="0"/>
+              <w:keepNext/>
               <w:keepLines/>
               <w:pageBreakBefore w:val="0"/>
               <w:widowControl w:val="1"/>
@@ -4119,7 +4107,11 @@
               </w:tc>
             </w:tr>
           </w:tbl>
-          <w:p/>
+          <w:p>
+            <w:pPr>
+              <w:keepNext/>
+            </w:pPr>
+          </w:p>
         </w:tc>
         <w:tc>
           <w:tcPr>
@@ -4140,7 +4132,7 @@
           </w:tcPr>
           <w:p>
             <w:pPr>
-              <w:keepNext w:val="0"/>
+              <w:keepNext/>
               <w:keepLines/>
               <w:pageBreakBefore w:val="0"/>
               <w:widowControl w:val="1"/>
@@ -4185,7 +4177,7 @@
           </w:tcPr>
           <w:p>
             <w:pPr>
-              <w:keepNext w:val="0"/>
+              <w:keepNext/>
               <w:keepLines/>
               <w:pageBreakBefore w:val="0"/>
               <w:widowControl w:val="1"/>
@@ -4299,7 +4291,11 @@
               </w:tc>
             </w:tr>
           </w:tbl>
-          <w:p/>
+          <w:p>
+            <w:pPr>
+              <w:keepNext/>
+            </w:pPr>
+          </w:p>
         </w:tc>
         <w:tc>
           <w:tcPr>
@@ -4320,7 +4316,7 @@
           </w:tcPr>
           <w:p>
             <w:pPr>
-              <w:keepNext w:val="0"/>
+              <w:keepNext/>
               <w:keepLines/>
               <w:pageBreakBefore w:val="0"/>
               <w:widowControl w:val="1"/>
@@ -4365,7 +4361,7 @@
           </w:tcPr>
           <w:p>
             <w:pPr>
-              <w:keepNext w:val="0"/>
+              <w:keepNext/>
               <w:keepLines/>
               <w:pageBreakBefore w:val="0"/>
               <w:widowControl w:val="1"/>
@@ -4479,7 +4475,11 @@
               </w:tc>
             </w:tr>
           </w:tbl>
-          <w:p/>
+          <w:p>
+            <w:pPr>
+              <w:keepNext/>
+            </w:pPr>
+          </w:p>
         </w:tc>
         <w:tc>
           <w:tcPr>
@@ -4500,7 +4500,7 @@
           </w:tcPr>
           <w:p>
             <w:pPr>
-              <w:keepNext w:val="0"/>
+              <w:keepNext/>
               <w:keepLines/>
               <w:pageBreakBefore w:val="0"/>
               <w:widowControl w:val="1"/>
@@ -6247,18 +6247,6 @@
         </w:tc>
       </w:tr>
     </w:tbl>
-    <w:p>
-      <w:pPr>
-        <w:keepNext w:val="0"/>
-        <w:keepLines/>
-        <w:pageBreakBefore w:val="0"/>
-        <w:widowControl w:val="1"/>
-        <w:spacing w:before="0" w:after="0"/>
-      </w:pPr>
-      <w:r>
-        <w:br w:type="page"/>
-      </w:r>
-    </w:p>
     <w:tbl>
       <w:tblPr>
         <w:tblW w:type="auto" w:w="0"/>
@@ -6379,7 +6367,7 @@
     </w:tbl>
     <w:p>
       <w:pPr>
-        <w:keepNext w:val="0"/>
+        <w:keepNext w:val="1"/>
         <w:keepLines/>
         <w:pageBreakBefore w:val="0"/>
         <w:widowControl w:val="1"/>
@@ -7660,18 +7648,6 @@
         </w:tc>
       </w:tr>
     </w:tbl>
-    <w:p>
-      <w:pPr>
-        <w:keepNext w:val="0"/>
-        <w:keepLines/>
-        <w:pageBreakBefore w:val="0"/>
-        <w:widowControl w:val="1"/>
-        <w:spacing w:before="0" w:after="0"/>
-      </w:pPr>
-      <w:r>
-        <w:br w:type="page"/>
-      </w:r>
-    </w:p>
     <w:tbl>
       <w:tblPr>
         <w:tblW w:type="auto" w:w="0"/>
@@ -7792,7 +7768,7 @@
     </w:tbl>
     <w:p>
       <w:pPr>
-        <w:keepNext w:val="0"/>
+        <w:keepNext w:val="1"/>
         <w:keepLines/>
         <w:pageBreakBefore w:val="0"/>
         <w:widowControl w:val="1"/>
@@ -9204,7 +9180,7 @@
           </w:tcPr>
           <w:p>
             <w:pPr>
-              <w:keepNext w:val="0"/>
+              <w:keepNext/>
               <w:keepLines/>
               <w:pageBreakBefore w:val="0"/>
               <w:widowControl w:val="1"/>
@@ -9243,7 +9219,7 @@
           </w:tcPr>
           <w:p>
             <w:pPr>
-              <w:keepNext w:val="0"/>
+              <w:keepNext/>
               <w:keepLines/>
               <w:pageBreakBefore w:val="0"/>
               <w:widowControl w:val="1"/>
@@ -9283,7 +9259,7 @@
           </w:tcPr>
           <w:p>
             <w:pPr>
-              <w:keepNext w:val="0"/>
+              <w:keepNext/>
               <w:keepLines/>
               <w:pageBreakBefore w:val="0"/>
               <w:widowControl w:val="1"/>
@@ -9323,7 +9299,7 @@
           </w:tcPr>
           <w:p>
             <w:pPr>
-              <w:keepNext w:val="0"/>
+              <w:keepNext/>
               <w:keepLines/>
               <w:pageBreakBefore w:val="0"/>
               <w:widowControl w:val="1"/>
@@ -9951,13 +9927,13 @@
       <w:pPr>
         <w:keepNext w:val="0"/>
         <w:keepLines/>
-        <w:pageBreakBefore w:val="0"/>
+        <w:pageBreakBefore w:val="1"/>
         <w:widowControl w:val="1"/>
-        <w:spacing w:before="0" w:after="0"/>
+        <w:spacing w:before="0" w:after="0" w:line="20" w:lineRule="exact"/>
+        <w:rPr>
+          <w:sz w:val="2"/>
+        </w:rPr>
       </w:pPr>
-      <w:r>
-        <w:br w:type="page"/>
-      </w:r>
     </w:p>
     <w:tbl>
       <w:tblPr>
@@ -10068,7 +10044,7 @@
     </w:tbl>
     <w:p>
       <w:pPr>
-        <w:keepNext w:val="0"/>
+        <w:keepNext w:val="1"/>
         <w:keepLines/>
         <w:pageBreakBefore w:val="0"/>
         <w:widowControl w:val="1"/>
